--- a/docs/dist/spikes/2026-09-07-model-selection.docx
+++ b/docs/dist/spikes/2026-09-07-model-selection.docx
@@ -28,7 +28,7 @@
         </w:p>
       </w:sdtContent>
     </w:sdt>
-    <w:bookmarkStart w:id="20" w:name="Xae420323a009d5b3785657dc05b6f25744a5bbf"/>
+    <w:bookmarkStart w:id="24" w:name="Xae420323a009d5b3785657dc05b6f25744a5bbf"/>
     <w:p>
       <w:pPr>
         <w:pStyle w:val="Heading1"/>
@@ -117,7 +117,7 @@
               <w:pStyle w:val="Compact"/>
             </w:pPr>
             <w:r>
-              <w:t xml:space="preserve">1.0</w:t>
+              <w:t xml:space="preserve">1.1</w:t>
             </w:r>
           </w:p>
         </w:tc>
@@ -141,7 +141,7 @@
               <w:pStyle w:val="Compact"/>
             </w:pPr>
             <w:r>
-              <w:t xml:space="preserve">Partial</w:t>
+              <w:t xml:space="preserve">Complete</w:t>
             </w:r>
           </w:p>
         </w:tc>
@@ -189,7 +189,7 @@
               <w:pStyle w:val="Compact"/>
             </w:pPr>
             <w:r>
-              <w:t xml:space="preserve">2026-09-07</w:t>
+              <w:t xml:space="preserve">2026-09-07, completed 2026-09-08</w:t>
             </w:r>
           </w:p>
         </w:tc>
@@ -237,7 +237,22 @@
               <w:pStyle w:val="Compact"/>
             </w:pPr>
             <w:r>
-              <w:t xml:space="preserve">Yes for the 4B-parameter class. 12 of 12 schema-conformant, fully GPU-resident, 9 to 26 s warm. The 8B class is unmeasured</w:t>
+              <w:t xml:space="preserve">Yes for the 4B-parameter class. 100 of 100 schema-conformant across five candidates.</w:t>
+            </w:r>
+            <w:r>
+              <w:t xml:space="preserve"> </w:t>
+            </w:r>
+            <w:r>
+              <w:rPr>
+                <w:rStyle w:val="VerbatimChar"/>
+              </w:rPr>
+              <w:t xml:space="preserve">gemma3:4b</w:t>
+            </w:r>
+            <w:r>
+              <w:t xml:space="preserve"> </w:t>
+            </w:r>
+            <w:r>
+              <w:t xml:space="preserve">selected: 2.9 GB resident, fully GPU-offloaded, 17.3 s median. The 8B class needs 6.6 GB, spills a third onto the CPU, and buys no quality</w:t>
             </w:r>
           </w:p>
         </w:tc>
@@ -261,7 +276,7 @@
               <w:pStyle w:val="Compact"/>
             </w:pPr>
             <w:r>
-              <w:t xml:space="preserve">DL-021, DL-022, DL-023, DL-024, DL-025</w:t>
+              <w:t xml:space="preserve">DL-021, DL-022, DL-023, DL-024, DL-025, R-08</w:t>
             </w:r>
           </w:p>
         </w:tc>
@@ -779,13 +794,13 @@
       </w:r>
     </w:p>
     <w:bookmarkEnd w:id="11"/>
-    <w:bookmarkStart w:id="13" w:name="results"/>
+    <w:bookmarkStart w:id="13" w:name="results-smoke-run-n4"/>
     <w:p>
       <w:pPr>
         <w:pStyle w:val="Heading2"/>
       </w:pPr>
       <w:r>
-        <w:t xml:space="preserve">Results</w:t>
+        <w:t xml:space="preserve">Results: smoke run, n=4</w:t>
       </w:r>
     </w:p>
     <w:p>
@@ -805,7 +820,13 @@
         <w:t xml:space="preserve"> </w:t>
       </w:r>
       <w:r>
-        <w:t xml:space="preserve">shouldn't be quoted as p50/p95.</w:t>
+        <w:t xml:space="preserve">shouldn't be quoted as p50/p95. It is retained here because the full run below was designed against</w:t>
+      </w:r>
+      <w:r>
+        <w:t xml:space="preserve"> </w:t>
+      </w:r>
+      <w:r>
+        <w:t xml:space="preserve">what it showed.</w:t>
       </w:r>
     </w:p>
     <w:tbl>
@@ -1459,7 +1480,817 @@
       </w:r>
     </w:p>
     <w:bookmarkEnd w:id="13"/>
-    <w:bookmarkStart w:id="14" w:name="findings"/>
+    <w:bookmarkStart w:id="15" w:name="results-full-run-n20"/>
+    <w:p>
+      <w:pPr>
+        <w:pStyle w:val="Heading2"/>
+      </w:pPr>
+      <w:r>
+        <w:t xml:space="preserve">Results: full run, n=20</w:t>
+      </w:r>
+    </w:p>
+    <w:p>
+      <w:pPr>
+        <w:pStyle w:val="FirstParagraph"/>
+      </w:pPr>
+      <w:r>
+        <w:t xml:space="preserve">All twenty requirements against all five candidates, run 2026-09-08. Same harness, same settings.</w:t>
+      </w:r>
+      <w:r>
+        <w:t xml:space="preserve"> </w:t>
+      </w:r>
+      <w:r>
+        <w:t xml:space="preserve">Latency excludes the first call of each model, which carries the load.</w:t>
+      </w:r>
+    </w:p>
+    <w:tbl>
+      <w:tblPr>
+        <w:tblStyle w:val="Table"/>
+        <w:tblW w:type="auto" w:w="0"/>
+        <w:tblLook w:firstRow="1" w:lastRow="0" w:firstColumn="0" w:lastColumn="0" w:noHBand="0" w:noVBand="0" w:val="0020"/>
+      </w:tblPr>
+      <w:tblGrid>
+        <w:gridCol w:w="792"/>
+        <w:gridCol w:w="792"/>
+        <w:gridCol w:w="792"/>
+        <w:gridCol w:w="792"/>
+        <w:gridCol w:w="792"/>
+        <w:gridCol w:w="792"/>
+        <w:gridCol w:w="792"/>
+        <w:gridCol w:w="792"/>
+        <w:gridCol w:w="792"/>
+        <w:gridCol w:w="792"/>
+      </w:tblGrid>
+      <w:tr>
+        <w:trPr>
+          <w:tblHeader w:val="on"/>
+        </w:trPr>
+        <w:tc>
+          <w:tcPr/>
+          <w:p>
+            <w:pPr>
+              <w:pStyle w:val="Compact"/>
+            </w:pPr>
+            <w:r>
+              <w:t xml:space="preserve">Model</w:t>
+            </w:r>
+          </w:p>
+        </w:tc>
+        <w:tc>
+          <w:tcPr/>
+          <w:p>
+            <w:pPr>
+              <w:pStyle w:val="Compact"/>
+            </w:pPr>
+            <w:r>
+              <w:t xml:space="preserve">Resident @ 8K ctx</w:t>
+            </w:r>
+          </w:p>
+        </w:tc>
+        <w:tc>
+          <w:tcPr/>
+          <w:p>
+            <w:pPr>
+              <w:pStyle w:val="Compact"/>
+            </w:pPr>
+            <w:r>
+              <w:t xml:space="preserve">Processor</w:t>
+            </w:r>
+          </w:p>
+        </w:tc>
+        <w:tc>
+          <w:tcPr/>
+          <w:p>
+            <w:pPr>
+              <w:pStyle w:val="Compact"/>
+            </w:pPr>
+            <w:r>
+              <w:t xml:space="preserve">Schema valid</w:t>
+            </w:r>
+          </w:p>
+        </w:tc>
+        <w:tc>
+          <w:tcPr/>
+          <w:p>
+            <w:pPr>
+              <w:pStyle w:val="Compact"/>
+            </w:pPr>
+            <w:r>
+              <w:t xml:space="preserve">AC coverage</w:t>
+            </w:r>
+          </w:p>
+        </w:tc>
+        <w:tc>
+          <w:tcPr/>
+          <w:p>
+            <w:pPr>
+              <w:pStyle w:val="Compact"/>
+            </w:pPr>
+            <w:r>
+              <w:t xml:space="preserve">Required types</w:t>
+            </w:r>
+          </w:p>
+        </w:tc>
+        <w:tc>
+          <w:tcPr/>
+          <w:p>
+            <w:pPr>
+              <w:pStyle w:val="Compact"/>
+            </w:pPr>
+            <w:r>
+              <w:t xml:space="preserve">Hallucinated ACs</w:t>
+            </w:r>
+          </w:p>
+        </w:tc>
+        <w:tc>
+          <w:tcPr/>
+          <w:p>
+            <w:pPr>
+              <w:pStyle w:val="Compact"/>
+            </w:pPr>
+            <w:r>
+              <w:t xml:space="preserve">Median</w:t>
+            </w:r>
+          </w:p>
+        </w:tc>
+        <w:tc>
+          <w:tcPr/>
+          <w:p>
+            <w:pPr>
+              <w:pStyle w:val="Compact"/>
+            </w:pPr>
+            <w:r>
+              <w:t xml:space="preserve">Slowest</w:t>
+            </w:r>
+          </w:p>
+        </w:tc>
+        <w:tc>
+          <w:tcPr/>
+          <w:p>
+            <w:pPr>
+              <w:pStyle w:val="Compact"/>
+            </w:pPr>
+            <w:r>
+              <w:t xml:space="preserve">Cases/plan</w:t>
+            </w:r>
+          </w:p>
+        </w:tc>
+      </w:tr>
+      <w:tr>
+        <w:tc>
+          <w:tcPr/>
+          <w:p>
+            <w:pPr>
+              <w:pStyle w:val="Compact"/>
+            </w:pPr>
+            <w:r>
+              <w:rPr>
+                <w:rStyle w:val="VerbatimChar"/>
+              </w:rPr>
+              <w:t xml:space="preserve">gemma3:4b</w:t>
+            </w:r>
+          </w:p>
+        </w:tc>
+        <w:tc>
+          <w:tcPr/>
+          <w:p>
+            <w:pPr>
+              <w:pStyle w:val="Compact"/>
+            </w:pPr>
+            <w:r>
+              <w:t xml:space="preserve">2.9 GB</w:t>
+            </w:r>
+          </w:p>
+        </w:tc>
+        <w:tc>
+          <w:tcPr/>
+          <w:p>
+            <w:pPr>
+              <w:pStyle w:val="Compact"/>
+            </w:pPr>
+            <w:r>
+              <w:t xml:space="preserve">100% GPU</w:t>
+            </w:r>
+          </w:p>
+        </w:tc>
+        <w:tc>
+          <w:tcPr/>
+          <w:p>
+            <w:pPr>
+              <w:pStyle w:val="Compact"/>
+            </w:pPr>
+            <w:r>
+              <w:t xml:space="preserve">20/20</w:t>
+            </w:r>
+          </w:p>
+        </w:tc>
+        <w:tc>
+          <w:tcPr/>
+          <w:p>
+            <w:pPr>
+              <w:pStyle w:val="Compact"/>
+            </w:pPr>
+            <w:r>
+              <w:rPr>
+                <w:b/>
+                <w:bCs/>
+              </w:rPr>
+              <w:t xml:space="preserve">0.988</w:t>
+            </w:r>
+          </w:p>
+        </w:tc>
+        <w:tc>
+          <w:tcPr/>
+          <w:p>
+            <w:pPr>
+              <w:pStyle w:val="Compact"/>
+            </w:pPr>
+            <w:r>
+              <w:rPr>
+                <w:b/>
+                <w:bCs/>
+              </w:rPr>
+              <w:t xml:space="preserve">0.988</w:t>
+            </w:r>
+          </w:p>
+        </w:tc>
+        <w:tc>
+          <w:tcPr/>
+          <w:p>
+            <w:pPr>
+              <w:pStyle w:val="Compact"/>
+            </w:pPr>
+            <w:r>
+              <w:t xml:space="preserve">0</w:t>
+            </w:r>
+          </w:p>
+        </w:tc>
+        <w:tc>
+          <w:tcPr/>
+          <w:p>
+            <w:pPr>
+              <w:pStyle w:val="Compact"/>
+            </w:pPr>
+            <w:r>
+              <w:t xml:space="preserve">17.3 s</w:t>
+            </w:r>
+          </w:p>
+        </w:tc>
+        <w:tc>
+          <w:tcPr/>
+          <w:p>
+            <w:pPr>
+              <w:pStyle w:val="Compact"/>
+            </w:pPr>
+            <w:r>
+              <w:t xml:space="preserve">24.7 s</w:t>
+            </w:r>
+          </w:p>
+        </w:tc>
+        <w:tc>
+          <w:tcPr/>
+          <w:p>
+            <w:pPr>
+              <w:pStyle w:val="Compact"/>
+            </w:pPr>
+            <w:r>
+              <w:t xml:space="preserve">5.5</w:t>
+            </w:r>
+          </w:p>
+        </w:tc>
+      </w:tr>
+      <w:tr>
+        <w:tc>
+          <w:tcPr/>
+          <w:p>
+            <w:pPr>
+              <w:pStyle w:val="Compact"/>
+            </w:pPr>
+            <w:r>
+              <w:rPr>
+                <w:rStyle w:val="VerbatimChar"/>
+              </w:rPr>
+              <w:t xml:space="preserve">phi4-mini</w:t>
+            </w:r>
+          </w:p>
+        </w:tc>
+        <w:tc>
+          <w:tcPr/>
+          <w:p>
+            <w:pPr>
+              <w:pStyle w:val="Compact"/>
+            </w:pPr>
+            <w:r>
+              <w:t xml:space="preserve">3.6 GB</w:t>
+            </w:r>
+          </w:p>
+        </w:tc>
+        <w:tc>
+          <w:tcPr/>
+          <w:p>
+            <w:pPr>
+              <w:pStyle w:val="Compact"/>
+            </w:pPr>
+            <w:r>
+              <w:t xml:space="preserve">100% GPU</w:t>
+            </w:r>
+          </w:p>
+        </w:tc>
+        <w:tc>
+          <w:tcPr/>
+          <w:p>
+            <w:pPr>
+              <w:pStyle w:val="Compact"/>
+            </w:pPr>
+            <w:r>
+              <w:t xml:space="preserve">20/20</w:t>
+            </w:r>
+          </w:p>
+        </w:tc>
+        <w:tc>
+          <w:tcPr/>
+          <w:p>
+            <w:pPr>
+              <w:pStyle w:val="Compact"/>
+            </w:pPr>
+            <w:r>
+              <w:t xml:space="preserve">0.975</w:t>
+            </w:r>
+          </w:p>
+        </w:tc>
+        <w:tc>
+          <w:tcPr/>
+          <w:p>
+            <w:pPr>
+              <w:pStyle w:val="Compact"/>
+            </w:pPr>
+            <w:r>
+              <w:t xml:space="preserve">0.867</w:t>
+            </w:r>
+          </w:p>
+        </w:tc>
+        <w:tc>
+          <w:tcPr/>
+          <w:p>
+            <w:pPr>
+              <w:pStyle w:val="Compact"/>
+            </w:pPr>
+            <w:r>
+              <w:t xml:space="preserve">0</w:t>
+            </w:r>
+          </w:p>
+        </w:tc>
+        <w:tc>
+          <w:tcPr/>
+          <w:p>
+            <w:pPr>
+              <w:pStyle w:val="Compact"/>
+            </w:pPr>
+            <w:r>
+              <w:t xml:space="preserve">10.4 s</w:t>
+            </w:r>
+          </w:p>
+        </w:tc>
+        <w:tc>
+          <w:tcPr/>
+          <w:p>
+            <w:pPr>
+              <w:pStyle w:val="Compact"/>
+            </w:pPr>
+            <w:r>
+              <w:t xml:space="preserve">16.6 s</w:t>
+            </w:r>
+          </w:p>
+        </w:tc>
+        <w:tc>
+          <w:tcPr/>
+          <w:p>
+            <w:pPr>
+              <w:pStyle w:val="Compact"/>
+            </w:pPr>
+            <w:r>
+              <w:t xml:space="preserve">4.8</w:t>
+            </w:r>
+          </w:p>
+        </w:tc>
+      </w:tr>
+      <w:tr>
+        <w:tc>
+          <w:tcPr/>
+          <w:p>
+            <w:pPr>
+              <w:pStyle w:val="Compact"/>
+            </w:pPr>
+            <w:r>
+              <w:rPr>
+                <w:rStyle w:val="VerbatimChar"/>
+              </w:rPr>
+              <w:t xml:space="preserve">qwen3:4b</w:t>
+            </w:r>
+          </w:p>
+        </w:tc>
+        <w:tc>
+          <w:tcPr/>
+          <w:p>
+            <w:pPr>
+              <w:pStyle w:val="Compact"/>
+            </w:pPr>
+            <w:r>
+              <w:t xml:space="preserve">3.9 GB</w:t>
+            </w:r>
+          </w:p>
+        </w:tc>
+        <w:tc>
+          <w:tcPr/>
+          <w:p>
+            <w:pPr>
+              <w:pStyle w:val="Compact"/>
+            </w:pPr>
+            <w:r>
+              <w:t xml:space="preserve">100% GPU</w:t>
+            </w:r>
+          </w:p>
+        </w:tc>
+        <w:tc>
+          <w:tcPr/>
+          <w:p>
+            <w:pPr>
+              <w:pStyle w:val="Compact"/>
+            </w:pPr>
+            <w:r>
+              <w:t xml:space="preserve">20/20</w:t>
+            </w:r>
+          </w:p>
+        </w:tc>
+        <w:tc>
+          <w:tcPr/>
+          <w:p>
+            <w:pPr>
+              <w:pStyle w:val="Compact"/>
+            </w:pPr>
+            <w:r>
+              <w:t xml:space="preserve">0.900</w:t>
+            </w:r>
+          </w:p>
+        </w:tc>
+        <w:tc>
+          <w:tcPr/>
+          <w:p>
+            <w:pPr>
+              <w:pStyle w:val="Compact"/>
+            </w:pPr>
+            <w:r>
+              <w:t xml:space="preserve">0.983</w:t>
+            </w:r>
+          </w:p>
+        </w:tc>
+        <w:tc>
+          <w:tcPr/>
+          <w:p>
+            <w:pPr>
+              <w:pStyle w:val="Compact"/>
+            </w:pPr>
+            <w:r>
+              <w:t xml:space="preserve">2</w:t>
+            </w:r>
+          </w:p>
+        </w:tc>
+        <w:tc>
+          <w:tcPr/>
+          <w:p>
+            <w:pPr>
+              <w:pStyle w:val="Compact"/>
+            </w:pPr>
+            <w:r>
+              <w:t xml:space="preserve">11.2 s</w:t>
+            </w:r>
+          </w:p>
+        </w:tc>
+        <w:tc>
+          <w:tcPr/>
+          <w:p>
+            <w:pPr>
+              <w:pStyle w:val="Compact"/>
+            </w:pPr>
+            <w:r>
+              <w:t xml:space="preserve">17.6 s</w:t>
+            </w:r>
+          </w:p>
+        </w:tc>
+        <w:tc>
+          <w:tcPr/>
+          <w:p>
+            <w:pPr>
+              <w:pStyle w:val="Compact"/>
+            </w:pPr>
+            <w:r>
+              <w:t xml:space="preserve">4.2</w:t>
+            </w:r>
+          </w:p>
+        </w:tc>
+      </w:tr>
+      <w:tr>
+        <w:tc>
+          <w:tcPr/>
+          <w:p>
+            <w:pPr>
+              <w:pStyle w:val="Compact"/>
+            </w:pPr>
+            <w:r>
+              <w:rPr>
+                <w:rStyle w:val="VerbatimChar"/>
+              </w:rPr>
+              <w:t xml:space="preserve">qwen3:8b</w:t>
+            </w:r>
+          </w:p>
+        </w:tc>
+        <w:tc>
+          <w:tcPr/>
+          <w:p>
+            <w:pPr>
+              <w:pStyle w:val="Compact"/>
+            </w:pPr>
+            <w:r>
+              <w:t xml:space="preserve">6.6 GB</w:t>
+            </w:r>
+          </w:p>
+        </w:tc>
+        <w:tc>
+          <w:tcPr/>
+          <w:p>
+            <w:pPr>
+              <w:pStyle w:val="Compact"/>
+            </w:pPr>
+            <w:r>
+              <w:t xml:space="preserve">36% CPU / 64% GPU</w:t>
+            </w:r>
+          </w:p>
+        </w:tc>
+        <w:tc>
+          <w:tcPr/>
+          <w:p>
+            <w:pPr>
+              <w:pStyle w:val="Compact"/>
+            </w:pPr>
+            <w:r>
+              <w:t xml:space="preserve">20/20</w:t>
+            </w:r>
+          </w:p>
+        </w:tc>
+        <w:tc>
+          <w:tcPr/>
+          <w:p>
+            <w:pPr>
+              <w:pStyle w:val="Compact"/>
+            </w:pPr>
+            <w:r>
+              <w:t xml:space="preserve">0.988</w:t>
+            </w:r>
+          </w:p>
+        </w:tc>
+        <w:tc>
+          <w:tcPr/>
+          <w:p>
+            <w:pPr>
+              <w:pStyle w:val="Compact"/>
+            </w:pPr>
+            <w:r>
+              <w:t xml:space="preserve">0.983</w:t>
+            </w:r>
+          </w:p>
+        </w:tc>
+        <w:tc>
+          <w:tcPr/>
+          <w:p>
+            <w:pPr>
+              <w:pStyle w:val="Compact"/>
+            </w:pPr>
+            <w:r>
+              <w:t xml:space="preserve">0</w:t>
+            </w:r>
+          </w:p>
+        </w:tc>
+        <w:tc>
+          <w:tcPr/>
+          <w:p>
+            <w:pPr>
+              <w:pStyle w:val="Compact"/>
+            </w:pPr>
+            <w:r>
+              <w:t xml:space="preserve">43.6 s</w:t>
+            </w:r>
+          </w:p>
+        </w:tc>
+        <w:tc>
+          <w:tcPr/>
+          <w:p>
+            <w:pPr>
+              <w:pStyle w:val="Compact"/>
+            </w:pPr>
+            <w:r>
+              <w:t xml:space="preserve">93.2 s</w:t>
+            </w:r>
+          </w:p>
+        </w:tc>
+        <w:tc>
+          <w:tcPr/>
+          <w:p>
+            <w:pPr>
+              <w:pStyle w:val="Compact"/>
+            </w:pPr>
+            <w:r>
+              <w:t xml:space="preserve">4.7</w:t>
+            </w:r>
+          </w:p>
+        </w:tc>
+      </w:tr>
+      <w:tr>
+        <w:tc>
+          <w:tcPr/>
+          <w:p>
+            <w:pPr>
+              <w:pStyle w:val="Compact"/>
+            </w:pPr>
+            <w:r>
+              <w:rPr>
+                <w:rStyle w:val="VerbatimChar"/>
+              </w:rPr>
+              <w:t xml:space="preserve">granite3.3:8b</w:t>
+            </w:r>
+          </w:p>
+        </w:tc>
+        <w:tc>
+          <w:tcPr/>
+          <w:p>
+            <w:pPr>
+              <w:pStyle w:val="Compact"/>
+            </w:pPr>
+            <w:r>
+              <w:t xml:space="preserve">6.6 GB</w:t>
+            </w:r>
+          </w:p>
+        </w:tc>
+        <w:tc>
+          <w:tcPr/>
+          <w:p>
+            <w:pPr>
+              <w:pStyle w:val="Compact"/>
+            </w:pPr>
+            <w:r>
+              <w:t xml:space="preserve">38% CPU / 62% GPU</w:t>
+            </w:r>
+          </w:p>
+        </w:tc>
+        <w:tc>
+          <w:tcPr/>
+          <w:p>
+            <w:pPr>
+              <w:pStyle w:val="Compact"/>
+            </w:pPr>
+            <w:r>
+              <w:t xml:space="preserve">20/20</w:t>
+            </w:r>
+          </w:p>
+        </w:tc>
+        <w:tc>
+          <w:tcPr/>
+          <w:p>
+            <w:pPr>
+              <w:pStyle w:val="Compact"/>
+            </w:pPr>
+            <w:r>
+              <w:t xml:space="preserve">0.975</w:t>
+            </w:r>
+          </w:p>
+        </w:tc>
+        <w:tc>
+          <w:tcPr/>
+          <w:p>
+            <w:pPr>
+              <w:pStyle w:val="Compact"/>
+            </w:pPr>
+            <w:r>
+              <w:t xml:space="preserve">0.942</w:t>
+            </w:r>
+          </w:p>
+        </w:tc>
+        <w:tc>
+          <w:tcPr/>
+          <w:p>
+            <w:pPr>
+              <w:pStyle w:val="Compact"/>
+            </w:pPr>
+            <w:r>
+              <w:t xml:space="preserve">0</w:t>
+            </w:r>
+          </w:p>
+        </w:tc>
+        <w:tc>
+          <w:tcPr/>
+          <w:p>
+            <w:pPr>
+              <w:pStyle w:val="Compact"/>
+            </w:pPr>
+            <w:r>
+              <w:t xml:space="preserve">40.3 s</w:t>
+            </w:r>
+          </w:p>
+        </w:tc>
+        <w:tc>
+          <w:tcPr/>
+          <w:p>
+            <w:pPr>
+              <w:pStyle w:val="Compact"/>
+            </w:pPr>
+            <w:r>
+              <w:t xml:space="preserve">68.8 s</w:t>
+            </w:r>
+          </w:p>
+        </w:tc>
+        <w:tc>
+          <w:tcPr/>
+          <w:p>
+            <w:pPr>
+              <w:pStyle w:val="Compact"/>
+            </w:pPr>
+            <w:r>
+              <w:t xml:space="preserve">3.5</w:t>
+            </w:r>
+          </w:p>
+        </w:tc>
+      </w:tr>
+    </w:tbl>
+    <w:p>
+      <w:pPr>
+        <w:pStyle w:val="BodyText"/>
+      </w:pPr>
+      <w:r>
+        <w:t xml:space="preserve">Cold first calls, excluded from the latency columns: 24.4 s, 14.5 s, 14.1 s, 75.1 s, 43.0 s</w:t>
+      </w:r>
+      <w:r>
+        <w:t xml:space="preserve"> </w:t>
+      </w:r>
+      <w:r>
+        <w:t xml:space="preserve">respectively.</w:t>
+      </w:r>
+    </w:p>
+    <w:p>
+      <w:pPr>
+        <w:pStyle w:val="BodyText"/>
+      </w:pPr>
+      <w:r>
+        <w:t xml:space="preserve">Raw per-requirement output:</w:t>
+      </w:r>
+      <w:r>
+        <w:t xml:space="preserve"> </w:t>
+      </w:r>
+      <w:hyperlink r:id="rId14">
+        <w:r>
+          <w:rPr>
+            <w:rStyle w:val="VerbatimChar"/>
+          </w:rPr>
+          <w:t xml:space="preserve">artifacts/run-log-2026-09-08-full.txt</w:t>
+        </w:r>
+      </w:hyperlink>
+      <w:r>
+        <w:t xml:space="preserve">, with the</w:t>
+      </w:r>
+      <w:r>
+        <w:t xml:space="preserve"> </w:t>
+      </w:r>
+      <w:r>
+        <w:t xml:space="preserve">machine-readable form in</w:t>
+      </w:r>
+      <w:r>
+        <w:t xml:space="preserve"> </w:t>
+      </w:r>
+      <w:r>
+        <w:rPr>
+          <w:rStyle w:val="VerbatimChar"/>
+        </w:rPr>
+        <w:t xml:space="preserve">artifacts/results-full.json</w:t>
+      </w:r>
+      <w:r>
+        <w:t xml:space="preserve"> </w:t>
+      </w:r>
+      <w:r>
+        <w:t xml:space="preserve">and</w:t>
+      </w:r>
+      <w:r>
+        <w:t xml:space="preserve"> </w:t>
+      </w:r>
+      <w:r>
+        <w:rPr>
+          <w:rStyle w:val="VerbatimChar"/>
+        </w:rPr>
+        <w:t xml:space="preserve">artifacts/summary-full.json</w:t>
+      </w:r>
+      <w:r>
+        <w:t xml:space="preserve">.</w:t>
+      </w:r>
+    </w:p>
+    <w:bookmarkEnd w:id="15"/>
+    <w:bookmarkStart w:id="16" w:name="findings"/>
     <w:p>
       <w:pPr>
         <w:pStyle w:val="Heading2"/>
@@ -1507,13 +2338,19 @@
         <w:t xml:space="preserve"> </w:t>
       </w:r>
       <w:r>
-        <w:t xml:space="preserve">12 of 12 generations valid first attempt, no repair retry</w:t>
-      </w:r>
-      <w:r>
-        <w:t xml:space="preserve"> </w:t>
-      </w:r>
-      <w:r>
-        <w:t xml:space="preserve">needed. Ollama accepted the Pydantic-generated JSON Schema including its nested</w:t>
+        <w:t xml:space="preserve">100 of 100 generations valid on first attempt, across five</w:t>
+      </w:r>
+      <w:r>
+        <w:t xml:space="preserve"> </w:t>
+      </w:r>
+      <w:r>
+        <w:t xml:space="preserve">models and twenty requirements, no repair retry needed anywhere. Ollama accepted the</w:t>
+      </w:r>
+      <w:r>
+        <w:t xml:space="preserve"> </w:t>
+      </w:r>
+      <w:r>
+        <w:t xml:space="preserve">Pydantic-generated JSON Schema including its nested</w:t>
       </w:r>
       <w:r>
         <w:t xml:space="preserve"> </w:t>
@@ -1537,7 +2374,13 @@
         <w:t xml:space="preserve"> </w:t>
       </w:r>
       <w:r>
-        <w:t xml:space="preserve">structure, so the single-source-of-truth property the design leans on is real.</w:t>
+        <w:t xml:space="preserve">structure, so the</w:t>
+      </w:r>
+      <w:r>
+        <w:t xml:space="preserve"> </w:t>
+      </w:r>
+      <w:r>
+        <w:t xml:space="preserve">single-source-of-truth property the design leans on is real.</w:t>
       </w:r>
     </w:p>
     <w:p>
@@ -1579,31 +2422,139 @@
           <w:b/>
           <w:bCs/>
         </w:rPr>
-        <w:t xml:space="preserve">Warm latency is much better than the target.</w:t>
-      </w:r>
-      <w:r>
-        <w:t xml:space="preserve"> </w:t>
-      </w:r>
-      <w:r>
-        <w:t xml:space="preserve">The draft NFR was p95 â‰¤90 s end to end. Generation</w:t>
-      </w:r>
-      <w:r>
-        <w:t xml:space="preserve"> </w:t>
-      </w:r>
-      <w:r>
-        <w:t xml:space="preserve">alone came in at 9 to 26 s warm. Even adding retrieval, a critic pass, and persistence, there's a lot</w:t>
-      </w:r>
-      <w:r>
-        <w:t xml:space="preserve"> </w:t>
-      </w:r>
-      <w:r>
-        <w:t xml:space="preserve">of margin. That target should be tightened once the full pipeline exists, because one with this much</w:t>
-      </w:r>
-      <w:r>
-        <w:t xml:space="preserve"> </w:t>
-      </w:r>
-      <w:r>
-        <w:t xml:space="preserve">slack doesn't constrain anything.</w:t>
+        <w:t xml:space="preserve">Warm latency is much better than the target, for the 4B class only.</w:t>
+      </w:r>
+      <w:r>
+        <w:t xml:space="preserve"> </w:t>
+      </w:r>
+      <w:r>
+        <w:t xml:space="preserve">The draft NFR was p95</w:t>
+      </w:r>
+      <w:r>
+        <w:t xml:space="preserve"> </w:t>
+      </w:r>
+      <w:r>
+        <w:t xml:space="preserve">â‰¤90 s end to end.</w:t>
+      </w:r>
+      <w:r>
+        <w:t xml:space="preserve"> </w:t>
+      </w:r>
+      <w:r>
+        <w:rPr>
+          <w:rStyle w:val="VerbatimChar"/>
+        </w:rPr>
+        <w:t xml:space="preserve">gemma3:4b</w:t>
+      </w:r>
+      <w:r>
+        <w:t xml:space="preserve"> </w:t>
+      </w:r>
+      <w:r>
+        <w:t xml:space="preserve">generation alone runs at a 17.3 s median, 24.7 s slowest of nineteen.</w:t>
+      </w:r>
+      <w:r>
+        <w:t xml:space="preserve"> </w:t>
+      </w:r>
+      <w:r>
+        <w:t xml:space="preserve">Even adding retrieval, a critic pass, and persistence, there's a lot of margin. That target should be</w:t>
+      </w:r>
+      <w:r>
+        <w:t xml:space="preserve"> </w:t>
+      </w:r>
+      <w:r>
+        <w:t xml:space="preserve">tightened once the full pipeline exists, because one with this much slack doesn't constrain anything.</w:t>
+      </w:r>
+      <w:r>
+        <w:t xml:space="preserve"> </w:t>
+      </w:r>
+      <w:r>
+        <w:t xml:space="preserve">The 8B candidates do not share that margin:</w:t>
+      </w:r>
+      <w:r>
+        <w:t xml:space="preserve"> </w:t>
+      </w:r>
+      <w:r>
+        <w:rPr>
+          <w:rStyle w:val="VerbatimChar"/>
+        </w:rPr>
+        <w:t xml:space="preserve">qwen3:8b</w:t>
+      </w:r>
+      <w:r>
+        <w:t xml:space="preserve"> </w:t>
+      </w:r>
+      <w:r>
+        <w:t xml:space="preserve">took 93.2 s on one requirement, which is over</w:t>
+      </w:r>
+      <w:r>
+        <w:t xml:space="preserve"> </w:t>
+      </w:r>
+      <w:r>
+        <w:t xml:space="preserve">the whole-pipeline target on generation alone.</w:t>
+      </w:r>
+    </w:p>
+    <w:p>
+      <w:pPr>
+        <w:pStyle w:val="BodyText"/>
+      </w:pPr>
+      <w:r>
+        <w:rPr>
+          <w:b/>
+          <w:bCs/>
+        </w:rPr>
+        <w:t xml:space="preserve">The 8B class fits only by spilling onto the CPU, and gains nothing for it.</w:t>
+      </w:r>
+      <w:r>
+        <w:t xml:space="preserve"> </w:t>
+      </w:r>
+      <w:r>
+        <w:t xml:space="preserve">Both 8B candidates</w:t>
+      </w:r>
+      <w:r>
+        <w:t xml:space="preserve"> </w:t>
+      </w:r>
+      <w:r>
+        <w:t xml:space="preserve">load at 6.6 GB against 6141 MiB of VRAM, so roughly a third of each runs on the CPU. That costs 2.4</w:t>
+      </w:r>
+      <w:r>
+        <w:t xml:space="preserve"> </w:t>
+      </w:r>
+      <w:r>
+        <w:t xml:space="preserve">times the median latency of</w:t>
+      </w:r>
+      <w:r>
+        <w:t xml:space="preserve"> </w:t>
+      </w:r>
+      <w:r>
+        <w:rPr>
+          <w:rStyle w:val="VerbatimChar"/>
+        </w:rPr>
+        <w:t xml:space="preserve">gemma3:4b</w:t>
+      </w:r>
+      <w:r>
+        <w:t xml:space="preserve"> </w:t>
+      </w:r>
+      <w:r>
+        <w:t xml:space="preserve">and buys no quality:</w:t>
+      </w:r>
+      <w:r>
+        <w:t xml:space="preserve"> </w:t>
+      </w:r>
+      <w:r>
+        <w:rPr>
+          <w:rStyle w:val="VerbatimChar"/>
+        </w:rPr>
+        <w:t xml:space="preserve">qwen3:8b</w:t>
+      </w:r>
+      <w:r>
+        <w:t xml:space="preserve"> </w:t>
+      </w:r>
+      <w:r>
+        <w:t xml:space="preserve">ties it on AC coverage at</w:t>
+      </w:r>
+      <w:r>
+        <w:t xml:space="preserve"> </w:t>
+      </w:r>
+      <w:r>
+        <w:t xml:space="preserve">0.988 and is marginally behind on required case types. Paying 2.4 times for a tie settles R-08.</w:t>
       </w:r>
     </w:p>
     <w:p>
@@ -1675,8 +2626,8 @@
         <w:t xml:space="preserve">That's a much harder thing to measure, and it's what the evaluation harness is for.</w:t>
       </w:r>
     </w:p>
-    <w:bookmarkEnd w:id="14"/>
-    <w:bookmarkStart w:id="15" w:name="limitations"/>
+    <w:bookmarkEnd w:id="16"/>
+    <w:bookmarkStart w:id="17" w:name="limitations"/>
     <w:p>
       <w:pPr>
         <w:pStyle w:val="Heading2"/>
@@ -1702,13 +2653,19 @@
         </w:numPr>
       </w:pPr>
       <w:r>
-        <w:t xml:space="preserve">n=4 per model. Way too small for percentile latency, or for separating models whose quality</w:t>
-      </w:r>
-      <w:r>
-        <w:t xml:space="preserve"> </w:t>
-      </w:r>
-      <w:r>
-        <w:t xml:space="preserve">scores are close.</w:t>
+        <w:t xml:space="preserve">n=20 per model on the full run. Enough to separate the models on content quality, still thin for</w:t>
+      </w:r>
+      <w:r>
+        <w:t xml:space="preserve"> </w:t>
+      </w:r>
+      <w:r>
+        <w:t xml:space="preserve">latency: with nineteen warm observations the 95th percentile is the slowest observation, which is</w:t>
+      </w:r>
+      <w:r>
+        <w:t xml:space="preserve"> </w:t>
+      </w:r>
+      <w:r>
+        <w:t xml:space="preserve">why the tables report the slowest rather than a percentile estimate.</w:t>
       </w:r>
     </w:p>
     <w:p>
@@ -1720,13 +2677,13 @@
         </w:numPr>
       </w:pPr>
       <w:r>
-        <w:t xml:space="preserve">Two of five candidates never measured. Both 8B ones are on disk, but the run stopped before</w:t>
-      </w:r>
-      <w:r>
-        <w:t xml:space="preserve"> </w:t>
-      </w:r>
-      <w:r>
-        <w:t xml:space="preserve">reaching them. The 8B fit question is open.</w:t>
+        <w:t xml:space="preserve">One hardware configuration, one run, no repeats, fixed seed. Run-to-run variance is unmeasured,</w:t>
+      </w:r>
+      <w:r>
+        <w:t xml:space="preserve"> </w:t>
+      </w:r>
+      <w:r>
+        <w:t xml:space="preserve">and variance is what evaluation thresholds eventually have to come from.</w:t>
       </w:r>
     </w:p>
     <w:p>
@@ -1738,13 +2695,28 @@
         </w:numPr>
       </w:pPr>
       <w:r>
-        <w:t xml:space="preserve">One hardware config, one run, no repeats. Run-to-run variance is unmeasured, and variance is what</w:t>
-      </w:r>
-      <w:r>
-        <w:t xml:space="preserve"> </w:t>
-      </w:r>
-      <w:r>
-        <w:t xml:space="preserve">evaluation thresholds eventually have to come from.</w:t>
+        <w:t xml:space="preserve">AC coverage trusts the model's own</w:t>
+      </w:r>
+      <w:r>
+        <w:t xml:space="preserve"> </w:t>
+      </w:r>
+      <w:r>
+        <w:rPr>
+          <w:rStyle w:val="VerbatimChar"/>
+        </w:rPr>
+        <w:t xml:space="preserve">covers_acceptance_criteria</w:t>
+      </w:r>
+      <w:r>
+        <w:t xml:space="preserve"> </w:t>
+      </w:r>
+      <w:r>
+        <w:t xml:space="preserve">labelling. A case can claim an AC</w:t>
+      </w:r>
+      <w:r>
+        <w:t xml:space="preserve"> </w:t>
+      </w:r>
+      <w:r>
+        <w:t xml:space="preserve">without meaningfully covering it, so the metric is an upper bound.</w:t>
       </w:r>
     </w:p>
     <w:p>
@@ -1756,7 +2728,7 @@
         </w:numPr>
       </w:pPr>
       <w:r>
-        <w:t xml:space="preserve">AC coverage trusts the model's own</w:t>
+        <w:t xml:space="preserve">Required case-type presence trusts the model's own</w:t>
       </w:r>
       <w:r>
         <w:t xml:space="preserve"> </w:t>
@@ -1765,19 +2737,13 @@
         <w:rPr>
           <w:rStyle w:val="VerbatimChar"/>
         </w:rPr>
-        <w:t xml:space="preserve">covers_acceptance_criteria</w:t>
-      </w:r>
-      <w:r>
-        <w:t xml:space="preserve"> </w:t>
-      </w:r>
-      <w:r>
-        <w:t xml:space="preserve">labelling. A case can claim an AC</w:t>
-      </w:r>
-      <w:r>
-        <w:t xml:space="preserve"> </w:t>
-      </w:r>
-      <w:r>
-        <w:t xml:space="preserve">without meaningfully covering it, so the metric is an upper bound.</w:t>
+        <w:t xml:space="preserve">case_type</w:t>
+      </w:r>
+      <w:r>
+        <w:t xml:space="preserve"> </w:t>
+      </w:r>
+      <w:r>
+        <w:t xml:space="preserve">tagging, same problem.</w:t>
       </w:r>
     </w:p>
     <w:p>
@@ -1789,22 +2755,7 @@
         </w:numPr>
       </w:pPr>
       <w:r>
-        <w:t xml:space="preserve">Required case-type presence trusts the model's own</w:t>
-      </w:r>
-      <w:r>
-        <w:t xml:space="preserve"> </w:t>
-      </w:r>
-      <w:r>
-        <w:rPr>
-          <w:rStyle w:val="VerbatimChar"/>
-        </w:rPr>
-        <w:t xml:space="preserve">case_type</w:t>
-      </w:r>
-      <w:r>
-        <w:t xml:space="preserve"> </w:t>
-      </w:r>
-      <w:r>
-        <w:t xml:space="preserve">tagging, same problem.</w:t>
+        <w:t xml:space="preserve">No duplicate-case detection. That needs embeddings, which aren't chosen yet.</w:t>
       </w:r>
     </w:p>
     <w:p>
@@ -1816,18 +2767,6 @@
         </w:numPr>
       </w:pPr>
       <w:r>
-        <w:t xml:space="preserve">No duplicate-case detection. That needs embeddings, which aren't chosen yet.</w:t>
-      </w:r>
-    </w:p>
-    <w:p>
-      <w:pPr>
-        <w:pStyle w:val="Compact"/>
-        <w:numPr>
-          <w:ilvl w:val="0"/>
-          <w:numId w:val="1003"/>
-        </w:numPr>
-      </w:pPr>
-      <w:r>
         <w:t xml:space="preserve">Cold-load latency contaminates any naive percentile, and I only caught it because one outlier was</w:t>
       </w:r>
       <w:r>
@@ -1837,8 +2776,8 @@
         <w:t xml:space="preserve">big enough to notice.</w:t>
       </w:r>
     </w:p>
-    <w:bookmarkEnd w:id="15"/>
-    <w:bookmarkStart w:id="16" w:name="where-this-leaves-the-model-choice"/>
+    <w:bookmarkEnd w:id="17"/>
+    <w:bookmarkStart w:id="18" w:name="where-this-leaves-the-model-choice"/>
     <w:p>
       <w:pPr>
         <w:pStyle w:val="Heading2"/>
@@ -1852,7 +2791,107 @@
         <w:pStyle w:val="FirstParagraph"/>
       </w:pPr>
       <w:r>
-        <w:t xml:space="preserve">Default to a 4B-class model. On what's measured,</w:t>
+        <w:rPr>
+          <w:rStyle w:val="VerbatimChar"/>
+          <w:b/>
+          <w:bCs/>
+        </w:rPr>
+        <w:t xml:space="preserve">gemma3:4b</w:t>
+      </w:r>
+      <w:r>
+        <w:rPr>
+          <w:b/>
+          <w:bCs/>
+        </w:rPr>
+        <w:t xml:space="preserve">.</w:t>
+      </w:r>
+      <w:r>
+        <w:t xml:space="preserve"> </w:t>
+      </w:r>
+      <w:r>
+        <w:t xml:space="preserve">It leads content quality on both metrics, references no acceptance-criterion ids</w:t>
+      </w:r>
+      <w:r>
+        <w:t xml:space="preserve"> </w:t>
+      </w:r>
+      <w:r>
+        <w:t xml:space="preserve">that don't exist, produces the most cases per plan, and has the smallest footprint at 2.9 GB, which</w:t>
+      </w:r>
+      <w:r>
+        <w:t xml:space="preserve"> </w:t>
+      </w:r>
+      <w:r>
+        <w:t xml:space="preserve">matters because the embedding model shares the card.</w:t>
+      </w:r>
+    </w:p>
+    <w:p>
+      <w:pPr>
+        <w:pStyle w:val="BodyText"/>
+      </w:pPr>
+      <w:r>
+        <w:t xml:space="preserve">It is not the fastest.</w:t>
+      </w:r>
+      <w:r>
+        <w:t xml:space="preserve"> </w:t>
+      </w:r>
+      <w:r>
+        <w:rPr>
+          <w:rStyle w:val="VerbatimChar"/>
+        </w:rPr>
+        <w:t xml:space="preserve">phi4-mini</w:t>
+      </w:r>
+      <w:r>
+        <w:t xml:space="preserve"> </w:t>
+      </w:r>
+      <w:r>
+        <w:t xml:space="preserve">is 7 s quicker at the median but misses a required case type on</w:t>
+      </w:r>
+      <w:r>
+        <w:t xml:space="preserve"> </w:t>
+      </w:r>
+      <w:r>
+        <w:t xml:space="preserve">roughly one requirement in seven, and</w:t>
+      </w:r>
+      <w:r>
+        <w:t xml:space="preserve"> </w:t>
+      </w:r>
+      <w:r>
+        <w:rPr>
+          <w:rStyle w:val="VerbatimChar"/>
+        </w:rPr>
+        <w:t xml:space="preserve">qwen3:4b</w:t>
+      </w:r>
+      <w:r>
+        <w:t xml:space="preserve"> </w:t>
+      </w:r>
+      <w:r>
+        <w:t xml:space="preserve">is quicker still with the weakest AC coverage and</w:t>
+      </w:r>
+      <w:r>
+        <w:t xml:space="preserve"> </w:t>
+      </w:r>
+      <w:r>
+        <w:t xml:space="preserve">the only hallucinated criterion references in the run. Seven seconds against a 90 s pipeline target</w:t>
+      </w:r>
+      <w:r>
+        <w:t xml:space="preserve"> </w:t>
+      </w:r>
+      <w:r>
+        <w:t xml:space="preserve">does not buy back a coverage deficit, so this is quality over latency. Recorded as DL-023.</w:t>
+      </w:r>
+    </w:p>
+    <w:p>
+      <w:pPr>
+        <w:pStyle w:val="BodyText"/>
+      </w:pPr>
+      <w:r>
+        <w:t xml:space="preserve">What remains unsettled is run-to-run variance: this is one pass at a fixed seed. That belongs to M5,</w:t>
+      </w:r>
+      <w:r>
+        <w:t xml:space="preserve"> </w:t>
+      </w:r>
+      <w:r>
+        <w:t xml:space="preserve">where the thresholds are set, and it does not hold up the choice here, because the separation between</w:t>
       </w:r>
       <w:r>
         <w:t xml:space="preserve"> </w:t>
@@ -1867,73 +2906,17 @@
         <w:t xml:space="preserve"> </w:t>
       </w:r>
       <w:r>
-        <w:t xml:space="preserve">leads on content quality with perfect AC</w:t>
-      </w:r>
-      <w:r>
-        <w:t xml:space="preserve"> </w:t>
-      </w:r>
-      <w:r>
-        <w:t xml:space="preserve">coverage and required case-type presence across all four requirements, at 2.9 GB resident, the</w:t>
-      </w:r>
-      <w:r>
-        <w:t xml:space="preserve"> </w:t>
-      </w:r>
-      <w:r>
-        <w:t xml:space="preserve">smallest footprint of the three.</w:t>
-      </w:r>
-      <w:r>
-        <w:t xml:space="preserve"> </w:t>
-      </w:r>
-      <w:r>
-        <w:rPr>
-          <w:rStyle w:val="VerbatimChar"/>
-        </w:rPr>
-        <w:t xml:space="preserve">phi4-mini</w:t>
-      </w:r>
-      <w:r>
-        <w:t xml:space="preserve"> </w:t>
-      </w:r>
-      <w:r>
-        <w:t xml:space="preserve">is the latency leader but missed a required case type.</w:t>
-      </w:r>
-      <w:r>
-        <w:t xml:space="preserve"> </w:t>
-      </w:r>
-      <w:r>
-        <w:rPr>
-          <w:rStyle w:val="VerbatimChar"/>
-        </w:rPr>
-        <w:t xml:space="preserve">qwen3:4b</w:t>
-      </w:r>
-      <w:r>
-        <w:t xml:space="preserve"> </w:t>
-      </w:r>
-      <w:r>
-        <w:t xml:space="preserve">is the most consistent on speed but had the weakest coverage result.</w:t>
-      </w:r>
-    </w:p>
-    <w:p>
-      <w:pPr>
-        <w:pStyle w:val="BodyText"/>
-      </w:pPr>
-      <w:r>
-        <w:t xml:space="preserve">This is provisional, not a decision. Four requirements per model can't separate them. It needs</w:t>
-      </w:r>
-      <w:r>
-        <w:t xml:space="preserve"> </w:t>
-      </w:r>
-      <w:r>
-        <w:t xml:space="preserve">confirming against the full twenty, and ideally against repeat runs, before it goes into an ADR as</w:t>
-      </w:r>
-      <w:r>
-        <w:t xml:space="preserve"> </w:t>
-      </w:r>
-      <w:r>
-        <w:t xml:space="preserve">settled.</w:t>
-      </w:r>
-    </w:p>
-    <w:bookmarkEnd w:id="16"/>
-    <w:bookmarkStart w:id="17" w:name="follow-up"/>
+        <w:t xml:space="preserve">and the alternatives is on content quality and the alternatives are not close enough on</w:t>
+      </w:r>
+      <w:r>
+        <w:t xml:space="preserve"> </w:t>
+      </w:r>
+      <w:r>
+        <w:t xml:space="preserve">that to be re-ordered by noise of a plausible size.</w:t>
+      </w:r>
+    </w:p>
+    <w:bookmarkEnd w:id="18"/>
+    <w:bookmarkStart w:id="20" w:name="follow-up"/>
     <w:p>
       <w:pPr>
         <w:pStyle w:val="Heading2"/>
@@ -1986,7 +2969,7 @@
               <w:pStyle w:val="Compact"/>
             </w:pPr>
             <w:r>
-              <w:t xml:space="preserve">Why</w:t>
+              <w:t xml:space="preserve">State</w:t>
             </w:r>
           </w:p>
         </w:tc>
@@ -2021,7 +3004,32 @@
               <w:pStyle w:val="Compact"/>
             </w:pPr>
             <w:r>
-              <w:t xml:space="preserve">Turns a provisional lean into an actual decision</w:t>
+              <w:rPr>
+                <w:b/>
+                <w:bCs/>
+              </w:rPr>
+              <w:t xml:space="preserve">Done 2026-09-08.</w:t>
+            </w:r>
+            <w:r>
+              <w:t xml:space="preserve"> </w:t>
+            </w:r>
+            <w:r>
+              <w:t xml:space="preserve">100 of 100 valid.</w:t>
+            </w:r>
+            <w:r>
+              <w:t xml:space="preserve"> </w:t>
+            </w:r>
+            <w:r>
+              <w:rPr>
+                <w:rStyle w:val="VerbatimChar"/>
+              </w:rPr>
+              <w:t xml:space="preserve">gemma3:4b</w:t>
+            </w:r>
+            <w:r>
+              <w:t xml:space="preserve"> </w:t>
+            </w:r>
+            <w:r>
+              <w:t xml:space="preserve">selected</w:t>
             </w:r>
           </w:p>
         </w:tc>
@@ -2086,7 +3094,17 @@
               <w:pStyle w:val="Compact"/>
             </w:pPr>
             <w:r>
-              <w:t xml:space="preserve">Determines whether 8B is viable on 6 GB at all, or only with CPU offload</w:t>
+              <w:rPr>
+                <w:b/>
+                <w:bCs/>
+              </w:rPr>
+              <w:t xml:space="preserve">Done 2026-09-08.</w:t>
+            </w:r>
+            <w:r>
+              <w:t xml:space="preserve"> </w:t>
+            </w:r>
+            <w:r>
+              <w:t xml:space="preserve">6.6 GB, roughly a third on CPU, 2.4 times the latency, no quality gain. R-08 closed</w:t>
             </w:r>
           </w:p>
         </w:tc>
@@ -2121,7 +3139,7 @@
               <w:pStyle w:val="Compact"/>
             </w:pPr>
             <w:r>
-              <w:t xml:space="preserve">Evaluation thresholds have to come from measured variance</w:t>
+              <w:t xml:space="preserve">Outstanding. Belongs to M5, where the thresholds are set</w:t>
             </w:r>
           </w:p>
         </w:tc>
@@ -2156,7 +3174,17 @@
               <w:pStyle w:val="Compact"/>
             </w:pPr>
             <w:r>
-              <w:t xml:space="preserve">Otherwise every percentile is contaminated</w:t>
+              <w:rPr>
+                <w:b/>
+                <w:bCs/>
+              </w:rPr>
+              <w:t xml:space="preserve">Done.</w:t>
+            </w:r>
+            <w:r>
+              <w:t xml:space="preserve"> </w:t>
+            </w:r>
+            <w:r>
+              <w:t xml:space="preserve">Cold first calls are reported separately above</w:t>
             </w:r>
           </w:p>
         </w:tc>
@@ -2191,8 +3219,23 @@
               <w:pStyle w:val="Compact"/>
             </w:pPr>
             <w:r>
-              <w:t xml:space="preserve">Sticky. The dimension goes into the schema, and changing it later forces a re-embedding migration</w:t>
-            </w:r>
+              <w:rPr>
+                <w:b/>
+                <w:bCs/>
+              </w:rPr>
+              <w:t xml:space="preserve">Done 2026-09-08.</w:t>
+            </w:r>
+            <w:r>
+              <w:t xml:space="preserve"> </w:t>
+            </w:r>
+            <w:hyperlink r:id="rId19">
+              <w:r>
+                <w:rPr>
+                  <w:rStyle w:val="Hyperlink"/>
+                </w:rPr>
+                <w:t xml:space="preserve">NOVA-SPK-002</w:t>
+              </w:r>
+            </w:hyperlink>
           </w:p>
         </w:tc>
       </w:tr>
@@ -2226,7 +3269,7 @@
               <w:pStyle w:val="Compact"/>
             </w:pPr>
             <w:r>
-              <w:t xml:space="preserve">Establishes how far the two deterministic metrics can be trusted</w:t>
+              <w:t xml:space="preserve">Outstanding. Both metrics remain upper bounds until then</w:t>
             </w:r>
           </w:p>
         </w:tc>
@@ -2261,14 +3304,14 @@
               <w:pStyle w:val="Compact"/>
             </w:pPr>
             <w:r>
-              <w:t xml:space="preserve">Known first-run friction for anyone cloning the repo</w:t>
+              <w:t xml:space="preserve">Outstanding. G4, the last M1 entry criterion</w:t>
             </w:r>
           </w:p>
         </w:tc>
       </w:tr>
     </w:tbl>
-    <w:bookmarkEnd w:id="17"/>
-    <w:bookmarkStart w:id="19" w:name="reproducing-it"/>
+    <w:bookmarkEnd w:id="20"/>
+    <w:bookmarkStart w:id="22" w:name="reproducing-it"/>
     <w:p>
       <w:pPr>
         <w:pStyle w:val="Heading2"/>
@@ -2287,7 +3330,7 @@
       <w:r>
         <w:t xml:space="preserve"> </w:t>
       </w:r>
-      <w:hyperlink r:id="rId18">
+      <w:hyperlink r:id="rId21">
         <w:r>
           <w:rPr>
             <w:rStyle w:val="VerbatimChar"/>
@@ -2346,30 +3389,6 @@
       </w:pPr>
       <w:r>
         <w:rPr>
-          <w:rStyle w:val="BuiltInTok"/>
-        </w:rPr>
-        <w:t xml:space="preserve">set</w:t>
-      </w:r>
-      <w:r>
-        <w:rPr>
-          <w:rStyle w:val="NormalTok"/>
-        </w:rPr>
-        <w:t xml:space="preserve"> NOVA_LIMIT=4 </w:t>
-      </w:r>
-      <w:r>
-        <w:rPr>
-          <w:rStyle w:val="KeywordTok"/>
-        </w:rPr>
-        <w:t xml:space="preserve">&amp;&amp;</w:t>
-      </w:r>
-      <w:r>
-        <w:rPr>
-          <w:rStyle w:val="NormalTok"/>
-        </w:rPr>
-        <w:t xml:space="preserve"> </w:t>
-      </w:r>
-      <w:r>
-        <w:rPr>
           <w:rStyle w:val="ExtensionTok"/>
         </w:rPr>
         <w:t xml:space="preserve">py</w:t>
@@ -2390,7 +3409,7 @@
         <w:rPr>
           <w:rStyle w:val="NormalTok"/>
         </w:rPr>
-        <w:t xml:space="preserve"> artifacts/spike.py gemma3:4b phi4-mini qwen3:4b</w:t>
+        <w:t xml:space="preserve"> artifacts/spike.py gemma3:4b phi4-mini qwen3:4b qwen3:8b granite3.3:8b</w:t>
       </w:r>
     </w:p>
     <w:p>
@@ -2398,7 +3417,7 @@
         <w:pStyle w:val="FirstParagraph"/>
       </w:pPr>
       <w:r>
-        <w:t xml:space="preserve">Drop</w:t>
+        <w:t xml:space="preserve">Set</w:t>
       </w:r>
       <w:r>
         <w:t xml:space="preserve"> </w:t>
@@ -2407,13 +3426,13 @@
         <w:rPr>
           <w:rStyle w:val="VerbatimChar"/>
         </w:rPr>
-        <w:t xml:space="preserve">NOVA_LIMIT</w:t>
-      </w:r>
-      <w:r>
-        <w:t xml:space="preserve"> </w:t>
-      </w:r>
-      <w:r>
-        <w:t xml:space="preserve">for the full twenty.</w:t>
+        <w:t xml:space="preserve">NOVA_LIMIT=4</w:t>
+      </w:r>
+      <w:r>
+        <w:t xml:space="preserve"> </w:t>
+      </w:r>
+      <w:r>
+        <w:t xml:space="preserve">for the smoke run, one requirement per playbook type.</w:t>
       </w:r>
       <w:r>
         <w:t xml:space="preserve"> </w:t>
@@ -2437,8 +3456,194 @@
         <w:t xml:space="preserve">self-test.</w:t>
       </w:r>
     </w:p>
-    <w:bookmarkEnd w:id="19"/>
-    <w:bookmarkEnd w:id="20"/>
+    <w:p>
+      <w:r>
+        <w:pict>
+          <v:rect style="width:0;height:1.5pt" o:hralign="center" o:hrstd="t" o:hr="t"/>
+        </w:pict>
+      </w:r>
+    </w:p>
+    <w:bookmarkEnd w:id="22"/>
+    <w:bookmarkStart w:id="23" w:name="revision-history"/>
+    <w:p>
+      <w:pPr>
+        <w:pStyle w:val="Heading2"/>
+      </w:pPr>
+      <w:r>
+        <w:t xml:space="preserve">Revision history</w:t>
+      </w:r>
+    </w:p>
+    <w:tbl>
+      <w:tblPr>
+        <w:tblStyle w:val="Table"/>
+        <w:tblW w:type="auto" w:w="0"/>
+        <w:tblLook w:firstRow="1" w:lastRow="0" w:firstColumn="0" w:lastColumn="0" w:noHBand="0" w:noVBand="0" w:val="0020"/>
+      </w:tblPr>
+      <w:tblGrid>
+        <w:gridCol w:w="1980"/>
+        <w:gridCol w:w="1980"/>
+        <w:gridCol w:w="1980"/>
+        <w:gridCol w:w="1980"/>
+      </w:tblGrid>
+      <w:tr>
+        <w:trPr>
+          <w:tblHeader w:val="on"/>
+        </w:trPr>
+        <w:tc>
+          <w:tcPr/>
+          <w:p>
+            <w:pPr>
+              <w:pStyle w:val="Compact"/>
+            </w:pPr>
+            <w:r>
+              <w:t xml:space="preserve">Version</w:t>
+            </w:r>
+          </w:p>
+        </w:tc>
+        <w:tc>
+          <w:tcPr/>
+          <w:p>
+            <w:pPr>
+              <w:pStyle w:val="Compact"/>
+            </w:pPr>
+            <w:r>
+              <w:t xml:space="preserve">Date</w:t>
+            </w:r>
+          </w:p>
+        </w:tc>
+        <w:tc>
+          <w:tcPr/>
+          <w:p>
+            <w:pPr>
+              <w:pStyle w:val="Compact"/>
+            </w:pPr>
+            <w:r>
+              <w:t xml:space="preserve">Author</w:t>
+            </w:r>
+          </w:p>
+        </w:tc>
+        <w:tc>
+          <w:tcPr/>
+          <w:p>
+            <w:pPr>
+              <w:pStyle w:val="Compact"/>
+            </w:pPr>
+            <w:r>
+              <w:t xml:space="preserve">Change</w:t>
+            </w:r>
+          </w:p>
+        </w:tc>
+      </w:tr>
+      <w:tr>
+        <w:tc>
+          <w:tcPr/>
+          <w:p>
+            <w:pPr>
+              <w:pStyle w:val="Compact"/>
+            </w:pPr>
+            <w:r>
+              <w:t xml:space="preserve">1.0</w:t>
+            </w:r>
+          </w:p>
+        </w:tc>
+        <w:tc>
+          <w:tcPr/>
+          <w:p>
+            <w:pPr>
+              <w:pStyle w:val="Compact"/>
+            </w:pPr>
+            <w:r>
+              <w:t xml:space="preserve">2026-09-07</w:t>
+            </w:r>
+          </w:p>
+        </w:tc>
+        <w:tc>
+          <w:tcPr/>
+          <w:p>
+            <w:pPr>
+              <w:pStyle w:val="Compact"/>
+            </w:pPr>
+            <w:r>
+              <w:t xml:space="preserve">Laxmi Poudel</w:t>
+            </w:r>
+          </w:p>
+        </w:tc>
+        <w:tc>
+          <w:tcPr/>
+          <w:p>
+            <w:pPr>
+              <w:pStyle w:val="Compact"/>
+            </w:pPr>
+            <w:r>
+              <w:t xml:space="preserve">Smoke run, three of five candidates measured. Status partial</w:t>
+            </w:r>
+          </w:p>
+        </w:tc>
+      </w:tr>
+      <w:tr>
+        <w:tc>
+          <w:tcPr/>
+          <w:p>
+            <w:pPr>
+              <w:pStyle w:val="Compact"/>
+            </w:pPr>
+            <w:r>
+              <w:t xml:space="preserve">1.1</w:t>
+            </w:r>
+          </w:p>
+        </w:tc>
+        <w:tc>
+          <w:tcPr/>
+          <w:p>
+            <w:pPr>
+              <w:pStyle w:val="Compact"/>
+            </w:pPr>
+            <w:r>
+              <w:t xml:space="preserve">2026-09-08</w:t>
+            </w:r>
+          </w:p>
+        </w:tc>
+        <w:tc>
+          <w:tcPr/>
+          <w:p>
+            <w:pPr>
+              <w:pStyle w:val="Compact"/>
+            </w:pPr>
+            <w:r>
+              <w:t xml:space="preserve">Laxmi Poudel</w:t>
+            </w:r>
+          </w:p>
+        </w:tc>
+        <w:tc>
+          <w:tcPr/>
+          <w:p>
+            <w:pPr>
+              <w:pStyle w:val="Compact"/>
+            </w:pPr>
+            <w:r>
+              <w:t xml:space="preserve">Full run across all twenty requirements and all five candidates.</w:t>
+            </w:r>
+            <w:r>
+              <w:t xml:space="preserve"> </w:t>
+            </w:r>
+            <w:r>
+              <w:rPr>
+                <w:rStyle w:val="VerbatimChar"/>
+              </w:rPr>
+              <w:t xml:space="preserve">gemma3:4b</w:t>
+            </w:r>
+            <w:r>
+              <w:t xml:space="preserve"> </w:t>
+            </w:r>
+            <w:r>
+              <w:t xml:space="preserve">selected, R-08 closed. Status complete</w:t>
+            </w:r>
+          </w:p>
+        </w:tc>
+      </w:tr>
+    </w:tbl>
+    <w:bookmarkEnd w:id="23"/>
+    <w:bookmarkEnd w:id="24"/>
     <w:sectPr>
       <w:footnotePr>
         <w:numRestart w:val="eachSect"/>

--- a/docs/dist/spikes/2026-09-07-model-selection.docx
+++ b/docs/dist/spikes/2026-09-07-model-selection.docx
@@ -4610,7 +4610,7 @@
     <w:basedOn w:val="BodyTextChar"/>
     <w:rPr>
       <w:rFonts w:ascii="Consolas" w:hAnsi="Consolas"/>
-      <w:sz w:val="22"/>
+      <w:sz w:val="18"/>
     </w:rPr>
   </w:style>
   <w:style w:customStyle="1" w:styleId="SectionNumber" w:type="character">

--- a/docs/dist/spikes/2026-09-07-model-selection.docx
+++ b/docs/dist/spikes/2026-09-07-model-selection.docx
@@ -1395,7 +1395,7 @@
         <w:pStyle w:val="BodyText"/>
       </w:pPr>
       <w:r>
-        <w:t xml:space="preserve">Three individual results worth noting:</w:t>
+        <w:t xml:space="preserve">Three individual results:</w:t>
       </w:r>
     </w:p>
     <w:p>
